--- a/reports/四川生物医药产业集团创新事业部政策信息简报_20260826.docx
+++ b/reports/四川生物医药产业集团创新事业部政策信息简报_20260826.docx
@@ -239,7 +239,7 @@
                 <w:color w:val="000000"/>
                 <w:sz w:val="24"/>
               </w:rPr>
-              <w:t>人力资源社会保障部等4部门关于支持海洋经济发展促进就业创业的通知</w:t>
+              <w:t>辽宁省药品监督管理局关于公开征求《中国（辽宁）自贸试验区生物医药研发用物品进口“白名单”制度试点方案（征求意见稿）》意见的通告</w:t>
             </w:r>
           </w:p>
         </w:tc>
@@ -268,7 +268,7 @@
                 <w:color w:val="000000"/>
                 <w:sz w:val="24"/>
               </w:rPr>
-              <w:t>人力资源社会保障部 自然资源部 国家发展改革委 交通运输部</w:t>
+              <w:t>辽宁省药品监督管理局</w:t>
             </w:r>
           </w:p>
         </w:tc>
@@ -297,7 +297,715 @@
                 <w:color w:val="000000"/>
                 <w:sz w:val="24"/>
               </w:rPr>
-              <w:t>2026-06-16</w:t>
+              <w:t>2026-08-24</w:t>
+            </w:r>
+          </w:p>
+        </w:tc>
+      </w:tr>
+      <w:tr>
+        <w:tc>
+          <w:tcPr>
+            <w:tcW w:type="dxa" w:w="794"/>
+            <w:tcBorders>
+              <w:top w:val="none"/>
+              <w:left w:val="none"/>
+              <w:bottom w:val="none"/>
+              <w:right w:val="none"/>
+            </w:tcBorders>
+          </w:tcPr>
+          <w:p>
+            <w:pPr>
+              <w:spacing w:line="240" w:lineRule="auto" w:before="60" w:after="60"/>
+              <w:ind w:firstLine="0"/>
+              <w:jc w:val="center"/>
+            </w:pPr>
+            <w:r/>
+            <w:r>
+              <w:rPr>
+                <w:rFonts w:ascii="Times New Roman" w:hAnsi="Times New Roman" w:eastAsia="方正仿宋简体" w:cs="Times New Roman"/>
+                <w:b w:val="0"/>
+                <w:i w:val="0"/>
+                <w:color w:val="000000"/>
+                <w:sz w:val="24"/>
+              </w:rPr>
+              <w:t>2</w:t>
+            </w:r>
+          </w:p>
+        </w:tc>
+        <w:tc>
+          <w:tcPr>
+            <w:tcW w:type="dxa" w:w="4535"/>
+            <w:tcBorders>
+              <w:top w:val="none"/>
+              <w:left w:val="none"/>
+              <w:bottom w:val="none"/>
+              <w:right w:val="none"/>
+            </w:tcBorders>
+          </w:tcPr>
+          <w:p>
+            <w:pPr>
+              <w:spacing w:line="240" w:lineRule="auto" w:before="60" w:after="60"/>
+              <w:ind w:firstLine="0"/>
+              <w:jc w:val="left"/>
+            </w:pPr>
+            <w:r/>
+            <w:r>
+              <w:rPr>
+                <w:rFonts w:ascii="Times New Roman" w:hAnsi="Times New Roman" w:eastAsia="方正仿宋简体" w:cs="Times New Roman"/>
+                <w:b w:val="0"/>
+                <w:i w:val="0"/>
+                <w:color w:val="000000"/>
+                <w:sz w:val="24"/>
+              </w:rPr>
+              <w:t>工业和信息化部科技司关于征求《国家脑机接口产业标准体系建设指南（2026版）》（征求意见稿）意见的通知</w:t>
+            </w:r>
+          </w:p>
+        </w:tc>
+        <w:tc>
+          <w:tcPr>
+            <w:tcW w:type="dxa" w:w="2154"/>
+            <w:tcBorders>
+              <w:top w:val="none"/>
+              <w:left w:val="none"/>
+              <w:bottom w:val="none"/>
+              <w:right w:val="none"/>
+            </w:tcBorders>
+          </w:tcPr>
+          <w:p>
+            <w:pPr>
+              <w:spacing w:line="240" w:lineRule="auto" w:before="60" w:after="60"/>
+              <w:ind w:firstLine="0"/>
+              <w:jc w:val="left"/>
+            </w:pPr>
+            <w:r/>
+            <w:r>
+              <w:rPr>
+                <w:rFonts w:ascii="Times New Roman" w:hAnsi="Times New Roman" w:eastAsia="方正仿宋简体" w:cs="Times New Roman"/>
+                <w:b w:val="0"/>
+                <w:i w:val="0"/>
+                <w:color w:val="000000"/>
+                <w:sz w:val="24"/>
+              </w:rPr>
+              <w:t>工业和信息化部科技司</w:t>
+            </w:r>
+          </w:p>
+        </w:tc>
+        <w:tc>
+          <w:tcPr>
+            <w:tcW w:type="dxa" w:w="1361"/>
+            <w:tcBorders>
+              <w:top w:val="none"/>
+              <w:left w:val="none"/>
+              <w:bottom w:val="none"/>
+              <w:right w:val="none"/>
+            </w:tcBorders>
+          </w:tcPr>
+          <w:p>
+            <w:pPr>
+              <w:spacing w:line="240" w:lineRule="auto" w:before="60" w:after="60"/>
+              <w:ind w:firstLine="0"/>
+              <w:jc w:val="center"/>
+            </w:pPr>
+            <w:r/>
+            <w:r>
+              <w:rPr>
+                <w:rFonts w:ascii="Times New Roman" w:hAnsi="Times New Roman" w:eastAsia="方正仿宋简体" w:cs="Times New Roman"/>
+                <w:b w:val="0"/>
+                <w:i w:val="0"/>
+                <w:color w:val="000000"/>
+                <w:sz w:val="24"/>
+              </w:rPr>
+              <w:t>2026-08-24</w:t>
+            </w:r>
+          </w:p>
+        </w:tc>
+      </w:tr>
+      <w:tr>
+        <w:tc>
+          <w:tcPr>
+            <w:tcW w:type="dxa" w:w="794"/>
+            <w:tcBorders>
+              <w:top w:val="none"/>
+              <w:left w:val="none"/>
+              <w:bottom w:val="none"/>
+              <w:right w:val="none"/>
+            </w:tcBorders>
+          </w:tcPr>
+          <w:p>
+            <w:pPr>
+              <w:spacing w:line="240" w:lineRule="auto" w:before="60" w:after="60"/>
+              <w:ind w:firstLine="0"/>
+              <w:jc w:val="center"/>
+            </w:pPr>
+            <w:r/>
+            <w:r>
+              <w:rPr>
+                <w:rFonts w:ascii="Times New Roman" w:hAnsi="Times New Roman" w:eastAsia="方正仿宋简体" w:cs="Times New Roman"/>
+                <w:b w:val="0"/>
+                <w:i w:val="0"/>
+                <w:color w:val="000000"/>
+                <w:sz w:val="24"/>
+              </w:rPr>
+              <w:t>3</w:t>
+            </w:r>
+          </w:p>
+        </w:tc>
+        <w:tc>
+          <w:tcPr>
+            <w:tcW w:type="dxa" w:w="4535"/>
+            <w:tcBorders>
+              <w:top w:val="none"/>
+              <w:left w:val="none"/>
+              <w:bottom w:val="none"/>
+              <w:right w:val="none"/>
+            </w:tcBorders>
+          </w:tcPr>
+          <w:p>
+            <w:pPr>
+              <w:spacing w:line="240" w:lineRule="auto" w:before="60" w:after="60"/>
+              <w:ind w:firstLine="0"/>
+              <w:jc w:val="left"/>
+            </w:pPr>
+            <w:r/>
+            <w:r>
+              <w:rPr>
+                <w:rFonts w:ascii="Times New Roman" w:hAnsi="Times New Roman" w:eastAsia="方正仿宋简体" w:cs="Times New Roman"/>
+                <w:b w:val="0"/>
+                <w:i w:val="0"/>
+                <w:color w:val="000000"/>
+                <w:sz w:val="24"/>
+              </w:rPr>
+              <w:t>关于开展2026年第七批医用耗材限价挂网产品增补入库工作的通知</w:t>
+            </w:r>
+          </w:p>
+        </w:tc>
+        <w:tc>
+          <w:tcPr>
+            <w:tcW w:type="dxa" w:w="2154"/>
+            <w:tcBorders>
+              <w:top w:val="none"/>
+              <w:left w:val="none"/>
+              <w:bottom w:val="none"/>
+              <w:right w:val="none"/>
+            </w:tcBorders>
+          </w:tcPr>
+          <w:p>
+            <w:pPr>
+              <w:spacing w:line="240" w:lineRule="auto" w:before="60" w:after="60"/>
+              <w:ind w:firstLine="0"/>
+              <w:jc w:val="left"/>
+            </w:pPr>
+            <w:r/>
+            <w:r>
+              <w:rPr>
+                <w:rFonts w:ascii="Times New Roman" w:hAnsi="Times New Roman" w:eastAsia="方正仿宋简体" w:cs="Times New Roman"/>
+                <w:b w:val="0"/>
+                <w:i w:val="0"/>
+                <w:color w:val="000000"/>
+                <w:sz w:val="24"/>
+              </w:rPr>
+              <w:t>辽宁省药品和医用耗材集中采购网（辽宁省公共资源交易中心）</w:t>
+            </w:r>
+          </w:p>
+        </w:tc>
+        <w:tc>
+          <w:tcPr>
+            <w:tcW w:type="dxa" w:w="1361"/>
+            <w:tcBorders>
+              <w:top w:val="none"/>
+              <w:left w:val="none"/>
+              <w:bottom w:val="none"/>
+              <w:right w:val="none"/>
+            </w:tcBorders>
+          </w:tcPr>
+          <w:p>
+            <w:pPr>
+              <w:spacing w:line="240" w:lineRule="auto" w:before="60" w:after="60"/>
+              <w:ind w:firstLine="0"/>
+              <w:jc w:val="center"/>
+            </w:pPr>
+            <w:r/>
+            <w:r>
+              <w:rPr>
+                <w:rFonts w:ascii="Times New Roman" w:hAnsi="Times New Roman" w:eastAsia="方正仿宋简体" w:cs="Times New Roman"/>
+                <w:b w:val="0"/>
+                <w:i w:val="0"/>
+                <w:color w:val="000000"/>
+                <w:sz w:val="24"/>
+              </w:rPr>
+              <w:t>2026-08-24</w:t>
+            </w:r>
+          </w:p>
+        </w:tc>
+      </w:tr>
+      <w:tr>
+        <w:tc>
+          <w:tcPr>
+            <w:tcW w:type="dxa" w:w="794"/>
+            <w:tcBorders>
+              <w:top w:val="none"/>
+              <w:left w:val="none"/>
+              <w:bottom w:val="none"/>
+              <w:right w:val="none"/>
+            </w:tcBorders>
+          </w:tcPr>
+          <w:p>
+            <w:pPr>
+              <w:spacing w:line="240" w:lineRule="auto" w:before="60" w:after="60"/>
+              <w:ind w:firstLine="0"/>
+              <w:jc w:val="center"/>
+            </w:pPr>
+            <w:r/>
+            <w:r>
+              <w:rPr>
+                <w:rFonts w:ascii="Times New Roman" w:hAnsi="Times New Roman" w:eastAsia="方正仿宋简体" w:cs="Times New Roman"/>
+                <w:b w:val="0"/>
+                <w:i w:val="0"/>
+                <w:color w:val="000000"/>
+                <w:sz w:val="24"/>
+              </w:rPr>
+              <w:t>4</w:t>
+            </w:r>
+          </w:p>
+        </w:tc>
+        <w:tc>
+          <w:tcPr>
+            <w:tcW w:type="dxa" w:w="4535"/>
+            <w:tcBorders>
+              <w:top w:val="none"/>
+              <w:left w:val="none"/>
+              <w:bottom w:val="none"/>
+              <w:right w:val="none"/>
+            </w:tcBorders>
+          </w:tcPr>
+          <w:p>
+            <w:pPr>
+              <w:spacing w:line="240" w:lineRule="auto" w:before="60" w:after="60"/>
+              <w:ind w:firstLine="0"/>
+              <w:jc w:val="left"/>
+            </w:pPr>
+            <w:r/>
+            <w:r>
+              <w:rPr>
+                <w:rFonts w:ascii="Times New Roman" w:hAnsi="Times New Roman" w:eastAsia="方正仿宋简体" w:cs="Times New Roman"/>
+                <w:b w:val="0"/>
+                <w:i w:val="0"/>
+                <w:color w:val="000000"/>
+                <w:sz w:val="24"/>
+              </w:rPr>
+              <w:t>国家医保局大数据中心公开征选2026年度课题承担单位</w:t>
+            </w:r>
+          </w:p>
+        </w:tc>
+        <w:tc>
+          <w:tcPr>
+            <w:tcW w:type="dxa" w:w="2154"/>
+            <w:tcBorders>
+              <w:top w:val="none"/>
+              <w:left w:val="none"/>
+              <w:bottom w:val="none"/>
+              <w:right w:val="none"/>
+            </w:tcBorders>
+          </w:tcPr>
+          <w:p>
+            <w:pPr>
+              <w:spacing w:line="240" w:lineRule="auto" w:before="60" w:after="60"/>
+              <w:ind w:firstLine="0"/>
+              <w:jc w:val="left"/>
+            </w:pPr>
+            <w:r/>
+            <w:r>
+              <w:rPr>
+                <w:rFonts w:ascii="Times New Roman" w:hAnsi="Times New Roman" w:eastAsia="方正仿宋简体" w:cs="Times New Roman"/>
+                <w:b w:val="0"/>
+                <w:i w:val="0"/>
+                <w:color w:val="000000"/>
+                <w:sz w:val="24"/>
+              </w:rPr>
+              <w:t>国家医疗保障局大数据中心</w:t>
+            </w:r>
+          </w:p>
+        </w:tc>
+        <w:tc>
+          <w:tcPr>
+            <w:tcW w:type="dxa" w:w="1361"/>
+            <w:tcBorders>
+              <w:top w:val="none"/>
+              <w:left w:val="none"/>
+              <w:bottom w:val="none"/>
+              <w:right w:val="none"/>
+            </w:tcBorders>
+          </w:tcPr>
+          <w:p>
+            <w:pPr>
+              <w:spacing w:line="240" w:lineRule="auto" w:before="60" w:after="60"/>
+              <w:ind w:firstLine="0"/>
+              <w:jc w:val="center"/>
+            </w:pPr>
+            <w:r/>
+            <w:r>
+              <w:rPr>
+                <w:rFonts w:ascii="Times New Roman" w:hAnsi="Times New Roman" w:eastAsia="方正仿宋简体" w:cs="Times New Roman"/>
+                <w:b w:val="0"/>
+                <w:i w:val="0"/>
+                <w:color w:val="000000"/>
+                <w:sz w:val="24"/>
+              </w:rPr>
+              <w:t>2026-08-21</w:t>
+            </w:r>
+          </w:p>
+        </w:tc>
+      </w:tr>
+      <w:tr>
+        <w:tc>
+          <w:tcPr>
+            <w:tcW w:type="dxa" w:w="794"/>
+            <w:tcBorders>
+              <w:top w:val="none"/>
+              <w:left w:val="none"/>
+              <w:bottom w:val="none"/>
+              <w:right w:val="none"/>
+            </w:tcBorders>
+          </w:tcPr>
+          <w:p>
+            <w:pPr>
+              <w:spacing w:line="240" w:lineRule="auto" w:before="60" w:after="60"/>
+              <w:ind w:firstLine="0"/>
+              <w:jc w:val="center"/>
+            </w:pPr>
+            <w:r/>
+            <w:r>
+              <w:rPr>
+                <w:rFonts w:ascii="Times New Roman" w:hAnsi="Times New Roman" w:eastAsia="方正仿宋简体" w:cs="Times New Roman"/>
+                <w:b w:val="0"/>
+                <w:i w:val="0"/>
+                <w:color w:val="000000"/>
+                <w:sz w:val="24"/>
+              </w:rPr>
+              <w:t>5</w:t>
+            </w:r>
+          </w:p>
+        </w:tc>
+        <w:tc>
+          <w:tcPr>
+            <w:tcW w:type="dxa" w:w="4535"/>
+            <w:tcBorders>
+              <w:top w:val="none"/>
+              <w:left w:val="none"/>
+              <w:bottom w:val="none"/>
+              <w:right w:val="none"/>
+            </w:tcBorders>
+          </w:tcPr>
+          <w:p>
+            <w:pPr>
+              <w:spacing w:line="240" w:lineRule="auto" w:before="60" w:after="60"/>
+              <w:ind w:firstLine="0"/>
+              <w:jc w:val="left"/>
+            </w:pPr>
+            <w:r/>
+            <w:r>
+              <w:rPr>
+                <w:rFonts w:ascii="Times New Roman" w:hAnsi="Times New Roman" w:eastAsia="方正仿宋简体" w:cs="Times New Roman"/>
+                <w:b w:val="0"/>
+                <w:i w:val="0"/>
+                <w:color w:val="000000"/>
+                <w:sz w:val="24"/>
+              </w:rPr>
+              <w:t>关于发布《广东省冠脉扩张球囊等3类医用耗材集中带量采购文件》的通知</w:t>
+            </w:r>
+          </w:p>
+        </w:tc>
+        <w:tc>
+          <w:tcPr>
+            <w:tcW w:type="dxa" w:w="2154"/>
+            <w:tcBorders>
+              <w:top w:val="none"/>
+              <w:left w:val="none"/>
+              <w:bottom w:val="none"/>
+              <w:right w:val="none"/>
+            </w:tcBorders>
+          </w:tcPr>
+          <w:p>
+            <w:pPr>
+              <w:spacing w:line="240" w:lineRule="auto" w:before="60" w:after="60"/>
+              <w:ind w:firstLine="0"/>
+              <w:jc w:val="left"/>
+            </w:pPr>
+            <w:r/>
+            <w:r>
+              <w:rPr>
+                <w:rFonts w:ascii="Times New Roman" w:hAnsi="Times New Roman" w:eastAsia="方正仿宋简体" w:cs="Times New Roman"/>
+                <w:b w:val="0"/>
+                <w:i w:val="0"/>
+                <w:color w:val="000000"/>
+                <w:sz w:val="24"/>
+              </w:rPr>
+              <w:t>广东省药品交易中心</w:t>
+            </w:r>
+          </w:p>
+        </w:tc>
+        <w:tc>
+          <w:tcPr>
+            <w:tcW w:type="dxa" w:w="1361"/>
+            <w:tcBorders>
+              <w:top w:val="none"/>
+              <w:left w:val="none"/>
+              <w:bottom w:val="none"/>
+              <w:right w:val="none"/>
+            </w:tcBorders>
+          </w:tcPr>
+          <w:p>
+            <w:pPr>
+              <w:spacing w:line="240" w:lineRule="auto" w:before="60" w:after="60"/>
+              <w:ind w:firstLine="0"/>
+              <w:jc w:val="center"/>
+            </w:pPr>
+            <w:r/>
+            <w:r>
+              <w:rPr>
+                <w:rFonts w:ascii="Times New Roman" w:hAnsi="Times New Roman" w:eastAsia="方正仿宋简体" w:cs="Times New Roman"/>
+                <w:b w:val="0"/>
+                <w:i w:val="0"/>
+                <w:color w:val="000000"/>
+                <w:sz w:val="24"/>
+              </w:rPr>
+              <w:t>2026-08-21</w:t>
+            </w:r>
+          </w:p>
+        </w:tc>
+      </w:tr>
+      <w:tr>
+        <w:tc>
+          <w:tcPr>
+            <w:tcW w:type="dxa" w:w="794"/>
+            <w:tcBorders>
+              <w:top w:val="none"/>
+              <w:left w:val="none"/>
+              <w:bottom w:val="none"/>
+              <w:right w:val="none"/>
+            </w:tcBorders>
+          </w:tcPr>
+          <w:p>
+            <w:pPr>
+              <w:spacing w:line="240" w:lineRule="auto" w:before="60" w:after="60"/>
+              <w:ind w:firstLine="0"/>
+              <w:jc w:val="center"/>
+            </w:pPr>
+            <w:r/>
+            <w:r>
+              <w:rPr>
+                <w:rFonts w:ascii="Times New Roman" w:hAnsi="Times New Roman" w:eastAsia="方正仿宋简体" w:cs="Times New Roman"/>
+                <w:b w:val="0"/>
+                <w:i w:val="0"/>
+                <w:color w:val="000000"/>
+                <w:sz w:val="24"/>
+              </w:rPr>
+              <w:t>6</w:t>
+            </w:r>
+          </w:p>
+        </w:tc>
+        <w:tc>
+          <w:tcPr>
+            <w:tcW w:type="dxa" w:w="4535"/>
+            <w:tcBorders>
+              <w:top w:val="none"/>
+              <w:left w:val="none"/>
+              <w:bottom w:val="none"/>
+              <w:right w:val="none"/>
+            </w:tcBorders>
+          </w:tcPr>
+          <w:p>
+            <w:pPr>
+              <w:spacing w:line="240" w:lineRule="auto" w:before="60" w:after="60"/>
+              <w:ind w:firstLine="0"/>
+              <w:jc w:val="left"/>
+            </w:pPr>
+            <w:r/>
+            <w:r>
+              <w:rPr>
+                <w:rFonts w:ascii="Times New Roman" w:hAnsi="Times New Roman" w:eastAsia="方正仿宋简体" w:cs="Times New Roman"/>
+                <w:b w:val="0"/>
+                <w:i w:val="0"/>
+                <w:color w:val="000000"/>
+                <w:sz w:val="24"/>
+              </w:rPr>
+              <w:t>关于公开征求《镥[177Lu]奥索度曲肽注射液仿制药药学研究技术要求（征求意见稿）》意见的通知</w:t>
+            </w:r>
+          </w:p>
+        </w:tc>
+        <w:tc>
+          <w:tcPr>
+            <w:tcW w:type="dxa" w:w="2154"/>
+            <w:tcBorders>
+              <w:top w:val="none"/>
+              <w:left w:val="none"/>
+              <w:bottom w:val="none"/>
+              <w:right w:val="none"/>
+            </w:tcBorders>
+          </w:tcPr>
+          <w:p>
+            <w:pPr>
+              <w:spacing w:line="240" w:lineRule="auto" w:before="60" w:after="60"/>
+              <w:ind w:firstLine="0"/>
+              <w:jc w:val="left"/>
+            </w:pPr>
+            <w:r/>
+            <w:r>
+              <w:rPr>
+                <w:rFonts w:ascii="Times New Roman" w:hAnsi="Times New Roman" w:eastAsia="方正仿宋简体" w:cs="Times New Roman"/>
+                <w:b w:val="0"/>
+                <w:i w:val="0"/>
+                <w:color w:val="000000"/>
+                <w:sz w:val="24"/>
+              </w:rPr>
+              <w:t>国家药品监督管理局药品审评中心（CDE）</w:t>
+            </w:r>
+          </w:p>
+        </w:tc>
+        <w:tc>
+          <w:tcPr>
+            <w:tcW w:type="dxa" w:w="1361"/>
+            <w:tcBorders>
+              <w:top w:val="none"/>
+              <w:left w:val="none"/>
+              <w:bottom w:val="none"/>
+              <w:right w:val="none"/>
+            </w:tcBorders>
+          </w:tcPr>
+          <w:p>
+            <w:pPr>
+              <w:spacing w:line="240" w:lineRule="auto" w:before="60" w:after="60"/>
+              <w:ind w:firstLine="0"/>
+              <w:jc w:val="center"/>
+            </w:pPr>
+            <w:r/>
+            <w:r>
+              <w:rPr>
+                <w:rFonts w:ascii="Times New Roman" w:hAnsi="Times New Roman" w:eastAsia="方正仿宋简体" w:cs="Times New Roman"/>
+                <w:b w:val="0"/>
+                <w:i w:val="0"/>
+                <w:color w:val="000000"/>
+                <w:sz w:val="24"/>
+              </w:rPr>
+              <w:t>2026-08-21</w:t>
+            </w:r>
+          </w:p>
+        </w:tc>
+      </w:tr>
+      <w:tr>
+        <w:tc>
+          <w:tcPr>
+            <w:tcW w:type="dxa" w:w="794"/>
+            <w:tcBorders>
+              <w:top w:val="none"/>
+              <w:left w:val="none"/>
+              <w:bottom w:val="none"/>
+              <w:right w:val="none"/>
+            </w:tcBorders>
+          </w:tcPr>
+          <w:p>
+            <w:pPr>
+              <w:spacing w:line="240" w:lineRule="auto" w:before="60" w:after="60"/>
+              <w:ind w:firstLine="0"/>
+              <w:jc w:val="center"/>
+            </w:pPr>
+            <w:r/>
+            <w:r>
+              <w:rPr>
+                <w:rFonts w:ascii="Times New Roman" w:hAnsi="Times New Roman" w:eastAsia="方正仿宋简体" w:cs="Times New Roman"/>
+                <w:b w:val="0"/>
+                <w:i w:val="0"/>
+                <w:color w:val="000000"/>
+                <w:sz w:val="24"/>
+              </w:rPr>
+              <w:t>7</w:t>
+            </w:r>
+          </w:p>
+        </w:tc>
+        <w:tc>
+          <w:tcPr>
+            <w:tcW w:type="dxa" w:w="4535"/>
+            <w:tcBorders>
+              <w:top w:val="none"/>
+              <w:left w:val="none"/>
+              <w:bottom w:val="none"/>
+              <w:right w:val="none"/>
+            </w:tcBorders>
+          </w:tcPr>
+          <w:p>
+            <w:pPr>
+              <w:spacing w:line="240" w:lineRule="auto" w:before="60" w:after="60"/>
+              <w:ind w:firstLine="0"/>
+              <w:jc w:val="left"/>
+            </w:pPr>
+            <w:r/>
+            <w:r>
+              <w:rPr>
+                <w:rFonts w:ascii="Times New Roman" w:hAnsi="Times New Roman" w:eastAsia="方正仿宋简体" w:cs="Times New Roman"/>
+                <w:b w:val="0"/>
+                <w:i w:val="0"/>
+                <w:color w:val="000000"/>
+                <w:sz w:val="24"/>
+              </w:rPr>
+              <w:t>国家医保局对“药品限二线使用”规则对应部分知识点进行调整</w:t>
+            </w:r>
+          </w:p>
+        </w:tc>
+        <w:tc>
+          <w:tcPr>
+            <w:tcW w:type="dxa" w:w="2154"/>
+            <w:tcBorders>
+              <w:top w:val="none"/>
+              <w:left w:val="none"/>
+              <w:bottom w:val="none"/>
+              <w:right w:val="none"/>
+            </w:tcBorders>
+          </w:tcPr>
+          <w:p>
+            <w:pPr>
+              <w:spacing w:line="240" w:lineRule="auto" w:before="60" w:after="60"/>
+              <w:ind w:firstLine="0"/>
+              <w:jc w:val="left"/>
+            </w:pPr>
+            <w:r/>
+            <w:r>
+              <w:rPr>
+                <w:rFonts w:ascii="Times New Roman" w:hAnsi="Times New Roman" w:eastAsia="方正仿宋简体" w:cs="Times New Roman"/>
+                <w:b w:val="0"/>
+                <w:i w:val="0"/>
+                <w:color w:val="000000"/>
+                <w:sz w:val="24"/>
+              </w:rPr>
+              <w:t>国家医疗保障局</w:t>
+            </w:r>
+          </w:p>
+        </w:tc>
+        <w:tc>
+          <w:tcPr>
+            <w:tcW w:type="dxa" w:w="1361"/>
+            <w:tcBorders>
+              <w:top w:val="none"/>
+              <w:left w:val="none"/>
+              <w:bottom w:val="none"/>
+              <w:right w:val="none"/>
+            </w:tcBorders>
+          </w:tcPr>
+          <w:p>
+            <w:pPr>
+              <w:spacing w:line="240" w:lineRule="auto" w:before="60" w:after="60"/>
+              <w:ind w:firstLine="0"/>
+              <w:jc w:val="center"/>
+            </w:pPr>
+            <w:r/>
+            <w:r>
+              <w:rPr>
+                <w:rFonts w:ascii="Times New Roman" w:hAnsi="Times New Roman" w:eastAsia="方正仿宋简体" w:cs="Times New Roman"/>
+                <w:b w:val="0"/>
+                <w:i w:val="0"/>
+                <w:color w:val="000000"/>
+                <w:sz w:val="24"/>
+              </w:rPr>
+              <w:t>2026-08-20</w:t>
             </w:r>
           </w:p>
         </w:tc>
@@ -328,7 +1036,7 @@
                 <w:color w:val="000000"/>
                 <w:sz w:val="24"/>
               </w:rPr>
-              <w:t>2</w:t>
+              <w:t>8</w:t>
             </w:r>
           </w:p>
         </w:tc>
@@ -357,7 +1065,7 @@
                 <w:color w:val="000000"/>
                 <w:sz w:val="24"/>
               </w:rPr>
-              <w:t>国务院就业促进和劳动保护工作领导小组关于印发《加力重点领域、重点行业、城乡基层和中小微企业岗位挖潜扩容 支持重点群体就业创业实施方案》的通知</w:t>
+              <w:t>关于调整部分医用耗材挂网价格的通知</w:t>
             </w:r>
           </w:p>
         </w:tc>
@@ -386,7 +1094,7 @@
                 <w:color w:val="000000"/>
                 <w:sz w:val="24"/>
               </w:rPr>
-              <w:t>国务院就业促进和劳动保护工作领导小组</w:t>
+              <w:t>江苏省医药集中采购网（江苏省公共资源交易中心）</w:t>
             </w:r>
           </w:p>
         </w:tc>
@@ -415,7 +1123,7 @@
                 <w:color w:val="000000"/>
                 <w:sz w:val="24"/>
               </w:rPr>
-              <w:t>2025-03-27</w:t>
+              <w:t>2026-08-20</w:t>
             </w:r>
           </w:p>
         </w:tc>
@@ -452,7 +1160,7 @@
           <w:color w:val="000000"/>
           <w:sz w:val="24"/>
         </w:rPr>
-        <w:t>1. 《人力资源社会保障部等4部门关于支持海洋经济发展促进就业创业的通知》（发布机关：人力资源社会保障部 自然资源部 国家发展改革委 交通运输部，发布日期：2026-06-16）</w:t>
+        <w:t>1. 《辽宁省药品监督管理局关于公开征求《中国（辽宁）自贸试验区生物医药研发用物品进口“白名单”制度试点方案（征求意见稿）》意见的通告》（发布机关：辽宁省药品监督管理局，发布日期：2026-08-24）</w:t>
       </w:r>
     </w:p>
     <w:p>
@@ -469,7 +1177,7 @@
           <w:color w:val="000000"/>
           <w:sz w:val="24"/>
         </w:rPr>
-        <w:t>文件主要内容与核心要点：生物制品产业，支持涉海类高等学校、科研院所与企业深度合作，为海洋科研人员、医疗器械研发工程师等搭建研发推广平台，促进大健康产业高质量发展，吸纳更多高校毕业生等青年就业创业。着力提升海洋产业智能化、绿色化水平</w:t>
+        <w:t>文件主要内容与核心要点：【生物医药进口白名单】辽宁省药监局公开征求自贸试验区生物医药研发用物品进口“白名单”制度试点方案意见（反馈期截至2026年8月30日，邮箱zcc.syjj@ln.gov.cn）。对研发用生物制品、化学原料药等建立进口联合评估与白名单协同监管机制，优化通关查验流程，提升跨境贸易便利化与创新药研发效率。</w:t>
       </w:r>
       <w:r>
         <w:rPr>
@@ -490,7 +1198,7 @@
           <w:sz w:val="24"/>
           <w:u w:val="single"/>
         </w:rPr>
-        <w:t>https://www.gov.cn/zhengce/zhengceku/202606/content_7072347.htm</w:t>
+        <w:t>https://ypjg.ln.gov.cn/ypjg/gzhd/yjzj/2026082417273930274/index.shtml</w:t>
       </w:r>
       <w:r>
         <w:rPr>
@@ -517,7 +1225,7 @@
           <w:color w:val="000000"/>
           <w:sz w:val="24"/>
         </w:rPr>
-        <w:t>2. 《国务院就业促进和劳动保护工作领导小组关于印发《加力重点领域、重点行业、城乡基层和中小微企业岗位挖潜扩容 支持重点群体就业创业实施方案》的通知》（发布机关：国务院就业促进和劳动保护工作领导小组，发布日期：2025-03-27）</w:t>
+        <w:t>2. 《工业和信息化部科技司关于征求《国家脑机接口产业标准体系建设指南（2026版）》（征求意见稿）意见的通知》（发布机关：工业和信息化部科技司，发布日期：2026-08-24）</w:t>
       </w:r>
     </w:p>
     <w:p>
@@ -534,7 +1242,7 @@
           <w:color w:val="000000"/>
           <w:sz w:val="24"/>
         </w:rPr>
-        <w:t>文件主要内容与核心要点：行业稳增长工作方案，研究保持制造业合理比重投入机制，落实“两重”、“两新”政策，稳住制造业就业规模。持续开展先进制造业促就业行动，实施制造业重点产业链高质量发展行动，培育智能装备、电子信息、生物医药、</w:t>
+        <w:t>文件主要内容与核心要点：【国家脑机接口标准体系】工信部科技司面向社会公开征求意见（公示期截至2026年9月23日），明确到2028年制修订脑机接口标准40项以上、参与国际标准10项以上；到2030年研制标准80项以上。涵盖基础共性、硬件、软件算法、数据通信、产品系统（含医疗器械类等六大类）、行业应用与安全治理七大维度，符合医疗器械定义的脑机接口产品严格遵循医疗器械法规标准监管。</w:t>
       </w:r>
       <w:r>
         <w:rPr>
@@ -555,7 +1263,397 @@
           <w:sz w:val="24"/>
           <w:u w:val="single"/>
         </w:rPr>
-        <w:t>https://www.gov.cn/zhengce/zhengceku/202503/content_7015975.htm</w:t>
+        <w:t>https://www.miit.gov.cn/gzcy/yjzj/art/2026/art_b3607ad3661b4f4fbb0b98cad124d8d7.htmlart/2026/art_b3607ad3661b4f4fbb0b98cad124d8d7.htmlart/2026/art_b3607ad3661b4f4fbb0b98cad124d8d7.html</w:t>
+      </w:r>
+      <w:r>
+        <w:rPr>
+          <w:rFonts w:ascii="Times New Roman" w:hAnsi="Times New Roman" w:eastAsia="方正仿宋简体" w:cs="Times New Roman"/>
+          <w:b w:val="0"/>
+          <w:i w:val="0"/>
+          <w:color w:val="000000"/>
+          <w:sz w:val="24"/>
+        </w:rPr>
+        <w:t>）</w:t>
+      </w:r>
+    </w:p>
+    <w:p>
+      <w:pPr>
+        <w:spacing w:line="360" w:lineRule="auto" w:before="80" w:after="0"/>
+        <w:ind w:firstLine="480"/>
+        <w:jc w:val="both"/>
+      </w:pPr>
+      <w:r>
+        <w:rPr>
+          <w:rFonts w:ascii="Times New Roman" w:hAnsi="Times New Roman" w:eastAsia="方正仿宋简体" w:cs="Times New Roman"/>
+          <w:b/>
+          <w:i w:val="0"/>
+          <w:color w:val="000000"/>
+          <w:sz w:val="24"/>
+        </w:rPr>
+        <w:t>3. 《关于开展2026年第七批医用耗材限价挂网产品增补入库工作的通知》（发布机关：辽宁省药品和医用耗材集中采购网（辽宁省公共资源交易中心），发布日期：2026-08-24）</w:t>
+      </w:r>
+    </w:p>
+    <w:p>
+      <w:pPr>
+        <w:spacing w:line="360" w:lineRule="auto" w:before="0" w:after="60"/>
+        <w:ind w:firstLine="480"/>
+        <w:jc w:val="both"/>
+      </w:pPr>
+      <w:r>
+        <w:rPr>
+          <w:rFonts w:ascii="Times New Roman" w:hAnsi="Times New Roman" w:eastAsia="方正仿宋简体" w:cs="Times New Roman"/>
+          <w:b w:val="0"/>
+          <w:i w:val="0"/>
+          <w:color w:val="000000"/>
+          <w:sz w:val="24"/>
+        </w:rPr>
+        <w:t>文件主要内容与核心要点：辽宁开展2026年第七批医用耗材限价挂网产品增补入库，面向新申报产品开放限价挂网通道。属常态化限价挂网机制，企业按通知要求提交申报材料，经审核后可在省级平台挂网交易。利好尚未在辽宁挂网的耗材生产企业，是拓展东北市场准入的申报窗口；企业需在通知期限内完成申报，并核对限价规则与申报材料要求，避免错失窗口。</w:t>
+      </w:r>
+      <w:r>
+        <w:rPr>
+          <w:rFonts w:ascii="Times New Roman" w:hAnsi="Times New Roman" w:eastAsia="方正仿宋简体" w:cs="Times New Roman"/>
+          <w:b w:val="0"/>
+          <w:i w:val="0"/>
+          <w:color w:val="000000"/>
+          <w:sz w:val="24"/>
+        </w:rPr>
+        <w:t>（官方原文直达：</w:t>
+      </w:r>
+      <w:r>
+        <w:rPr>
+          <w:rFonts w:ascii="Times New Roman" w:hAnsi="Times New Roman" w:eastAsia="方正仿宋简体" w:cs="Times New Roman"/>
+          <w:b w:val="0"/>
+          <w:i w:val="0"/>
+          <w:color w:val="004886"/>
+          <w:sz w:val="24"/>
+          <w:u w:val="single"/>
+        </w:rPr>
+        <w:t>https://ggzy.ln.gov.cn/yphc/tzgg/hc/202608/t20260824_5657224.html</w:t>
+      </w:r>
+      <w:r>
+        <w:rPr>
+          <w:rFonts w:ascii="Times New Roman" w:hAnsi="Times New Roman" w:eastAsia="方正仿宋简体" w:cs="Times New Roman"/>
+          <w:b w:val="0"/>
+          <w:i w:val="0"/>
+          <w:color w:val="000000"/>
+          <w:sz w:val="24"/>
+        </w:rPr>
+        <w:t>）</w:t>
+      </w:r>
+    </w:p>
+    <w:p>
+      <w:pPr>
+        <w:spacing w:line="360" w:lineRule="auto" w:before="80" w:after="0"/>
+        <w:ind w:firstLine="480"/>
+        <w:jc w:val="both"/>
+      </w:pPr>
+      <w:r>
+        <w:rPr>
+          <w:rFonts w:ascii="Times New Roman" w:hAnsi="Times New Roman" w:eastAsia="方正仿宋简体" w:cs="Times New Roman"/>
+          <w:b/>
+          <w:i w:val="0"/>
+          <w:color w:val="000000"/>
+          <w:sz w:val="24"/>
+        </w:rPr>
+        <w:t>4. 《国家医保局大数据中心公开征选2026年度课题承担单位》（发布机关：国家医疗保障局大数据中心，发布日期：2026-08-21）</w:t>
+      </w:r>
+    </w:p>
+    <w:p>
+      <w:pPr>
+        <w:spacing w:line="360" w:lineRule="auto" w:before="0" w:after="60"/>
+        <w:ind w:firstLine="480"/>
+        <w:jc w:val="both"/>
+      </w:pPr>
+      <w:r>
+        <w:rPr>
+          <w:rFonts w:ascii="Times New Roman" w:hAnsi="Times New Roman" w:eastAsia="方正仿宋简体" w:cs="Times New Roman"/>
+          <w:b w:val="0"/>
+          <w:i w:val="0"/>
+          <w:color w:val="000000"/>
+          <w:sz w:val="24"/>
+        </w:rPr>
+        <w:t>文件主要内容与核心要点：医保大数据中心就《医保数据赋能科学研究的合作范式及实践路径研究》课题公开征选承担单位，研究周期2026年8—11月、经费预算1万元，重点研究医保数据科研利用合作机制与“科研医保云”建设方案，要求“数据可用不可见、原始数据不出域”。面向高校、科研机构、医院、企业开放申报。利好具备医保数据研究与真实世界研究能力的机构，可在9月4日前提交申报书，承接课题并抢占政企数据合作先机。</w:t>
+      </w:r>
+      <w:r>
+        <w:rPr>
+          <w:rFonts w:ascii="Times New Roman" w:hAnsi="Times New Roman" w:eastAsia="方正仿宋简体" w:cs="Times New Roman"/>
+          <w:b w:val="0"/>
+          <w:i w:val="0"/>
+          <w:color w:val="000000"/>
+          <w:sz w:val="24"/>
+        </w:rPr>
+        <w:t>（官方原文直达：</w:t>
+      </w:r>
+      <w:r>
+        <w:rPr>
+          <w:rFonts w:ascii="Times New Roman" w:hAnsi="Times New Roman" w:eastAsia="方正仿宋简体" w:cs="Times New Roman"/>
+          <w:b w:val="0"/>
+          <w:i w:val="0"/>
+          <w:color w:val="004886"/>
+          <w:sz w:val="24"/>
+          <w:u w:val="single"/>
+        </w:rPr>
+        <w:t>https://www.nhsa.gov.cn/art/2026/8/21/art_109_21852.html</w:t>
+      </w:r>
+      <w:r>
+        <w:rPr>
+          <w:rFonts w:ascii="Times New Roman" w:hAnsi="Times New Roman" w:eastAsia="方正仿宋简体" w:cs="Times New Roman"/>
+          <w:b w:val="0"/>
+          <w:i w:val="0"/>
+          <w:color w:val="000000"/>
+          <w:sz w:val="24"/>
+        </w:rPr>
+        <w:t>）</w:t>
+      </w:r>
+    </w:p>
+    <w:p>
+      <w:pPr>
+        <w:spacing w:line="360" w:lineRule="auto" w:before="80" w:after="0"/>
+        <w:ind w:firstLine="480"/>
+        <w:jc w:val="both"/>
+      </w:pPr>
+      <w:r>
+        <w:rPr>
+          <w:rFonts w:ascii="Times New Roman" w:hAnsi="Times New Roman" w:eastAsia="方正仿宋简体" w:cs="Times New Roman"/>
+          <w:b/>
+          <w:i w:val="0"/>
+          <w:color w:val="000000"/>
+          <w:sz w:val="24"/>
+        </w:rPr>
+        <w:t>5. 《关于发布《广东省冠脉扩张球囊等3类医用耗材集中带量采购文件》的通知》（发布机关：广东省药品交易中心，发布日期：2026-08-21）</w:t>
+      </w:r>
+    </w:p>
+    <w:p>
+      <w:pPr>
+        <w:spacing w:line="360" w:lineRule="auto" w:before="0" w:after="60"/>
+        <w:ind w:firstLine="480"/>
+        <w:jc w:val="both"/>
+      </w:pPr>
+      <w:r>
+        <w:rPr>
+          <w:rFonts w:ascii="Times New Roman" w:hAnsi="Times New Roman" w:eastAsia="方正仿宋简体" w:cs="Times New Roman"/>
+          <w:b w:val="0"/>
+          <w:i w:val="0"/>
+          <w:color w:val="000000"/>
+          <w:sz w:val="24"/>
+        </w:rPr>
+        <w:t>文件主要内容与核心要点：广东启动冠脉扩张球囊等3类医用耗材集中带量采购，明确采购品种、分组、报价规则与中选规则，属省级耗材集采常态化推进。利好具备规模化产能与成本优势的国产耗材企业：中选可获得约定采购量与市场准入。相关企业须按文件时限完成报名与报价程序，做好以价换量的供应与产能预案，并关注后续中选结果与执行政策。</w:t>
+      </w:r>
+      <w:r>
+        <w:rPr>
+          <w:rFonts w:ascii="Times New Roman" w:hAnsi="Times New Roman" w:eastAsia="方正仿宋简体" w:cs="Times New Roman"/>
+          <w:b w:val="0"/>
+          <w:i w:val="0"/>
+          <w:color w:val="000000"/>
+          <w:sz w:val="24"/>
+        </w:rPr>
+        <w:t>（官方原文直达：</w:t>
+      </w:r>
+      <w:r>
+        <w:rPr>
+          <w:rFonts w:ascii="Times New Roman" w:hAnsi="Times New Roman" w:eastAsia="方正仿宋简体" w:cs="Times New Roman"/>
+          <w:b w:val="0"/>
+          <w:i w:val="0"/>
+          <w:color w:val="004886"/>
+          <w:sz w:val="24"/>
+          <w:u w:val="single"/>
+        </w:rPr>
+        <w:t>https://www.gdmede.com.cn/announcement/announcement/detail?id=2090633481758445568</w:t>
+      </w:r>
+      <w:r>
+        <w:rPr>
+          <w:rFonts w:ascii="Times New Roman" w:hAnsi="Times New Roman" w:eastAsia="方正仿宋简体" w:cs="Times New Roman"/>
+          <w:b w:val="0"/>
+          <w:i w:val="0"/>
+          <w:color w:val="000000"/>
+          <w:sz w:val="24"/>
+        </w:rPr>
+        <w:t>）</w:t>
+      </w:r>
+    </w:p>
+    <w:p>
+      <w:pPr>
+        <w:spacing w:line="360" w:lineRule="auto" w:before="80" w:after="0"/>
+        <w:ind w:firstLine="480"/>
+        <w:jc w:val="both"/>
+      </w:pPr>
+      <w:r>
+        <w:rPr>
+          <w:rFonts w:ascii="Times New Roman" w:hAnsi="Times New Roman" w:eastAsia="方正仿宋简体" w:cs="Times New Roman"/>
+          <w:b/>
+          <w:i w:val="0"/>
+          <w:color w:val="000000"/>
+          <w:sz w:val="24"/>
+        </w:rPr>
+        <w:t>6. 《关于公开征求《镥[177Lu]奥索度曲肽注射液仿制药药学研究技术要求（征求意见稿）》意见的通知》（发布机关：国家药品监督管理局药品审评中心（CDE），发布日期：2026-08-21）</w:t>
+      </w:r>
+    </w:p>
+    <w:p>
+      <w:pPr>
+        <w:spacing w:line="360" w:lineRule="auto" w:before="0" w:after="60"/>
+        <w:ind w:firstLine="480"/>
+        <w:jc w:val="both"/>
+      </w:pPr>
+      <w:r>
+        <w:rPr>
+          <w:rFonts w:ascii="Times New Roman" w:hAnsi="Times New Roman" w:eastAsia="方正仿宋简体" w:cs="Times New Roman"/>
+          <w:b w:val="0"/>
+          <w:i w:val="0"/>
+          <w:color w:val="000000"/>
+          <w:sz w:val="24"/>
+        </w:rPr>
+        <w:t>文件主要内容与核心要点：镥[177Lu]-奥索度曲肽为用于神经内分泌肿瘤的肽受体放射性核素治疗（PRRT）核药。CDE首次就该品种仿制药药学技术要求公开征求意见，为放射性药品仿制药研发与审评立标。文件对放射性核素标记工艺、制剂、质量控制、放行检验与稳定性等药学要素提出要求。利好国内布局177Lu-PRRT核药的研发企业：为仿制药申报提供统一技术标准，可据此提前开展药学对标研究，压缩研发与审评周期，抢占放药市场先机。</w:t>
+      </w:r>
+      <w:r>
+        <w:rPr>
+          <w:rFonts w:ascii="Times New Roman" w:hAnsi="Times New Roman" w:eastAsia="方正仿宋简体" w:cs="Times New Roman"/>
+          <w:b w:val="0"/>
+          <w:i w:val="0"/>
+          <w:color w:val="000000"/>
+          <w:sz w:val="24"/>
+        </w:rPr>
+        <w:t>（官方原文直达：</w:t>
+      </w:r>
+      <w:r>
+        <w:rPr>
+          <w:rFonts w:ascii="Times New Roman" w:hAnsi="Times New Roman" w:eastAsia="方正仿宋简体" w:cs="Times New Roman"/>
+          <w:b w:val="0"/>
+          <w:i w:val="0"/>
+          <w:color w:val="004886"/>
+          <w:sz w:val="24"/>
+          <w:u w:val="single"/>
+        </w:rPr>
+        <w:t>https://www.cde.org.cn/main/news/viewInfoCommon/ab4715b7be387ad790d662258fc3e1f9</w:t>
+      </w:r>
+      <w:r>
+        <w:rPr>
+          <w:rFonts w:ascii="Times New Roman" w:hAnsi="Times New Roman" w:eastAsia="方正仿宋简体" w:cs="Times New Roman"/>
+          <w:b w:val="0"/>
+          <w:i w:val="0"/>
+          <w:color w:val="000000"/>
+          <w:sz w:val="24"/>
+        </w:rPr>
+        <w:t>）</w:t>
+      </w:r>
+    </w:p>
+    <w:p>
+      <w:pPr>
+        <w:spacing w:line="360" w:lineRule="auto" w:before="80" w:after="0"/>
+        <w:ind w:firstLine="480"/>
+        <w:jc w:val="both"/>
+      </w:pPr>
+      <w:r>
+        <w:rPr>
+          <w:rFonts w:ascii="Times New Roman" w:hAnsi="Times New Roman" w:eastAsia="方正仿宋简体" w:cs="Times New Roman"/>
+          <w:b/>
+          <w:i w:val="0"/>
+          <w:color w:val="000000"/>
+          <w:sz w:val="24"/>
+        </w:rPr>
+        <w:t>7. 《国家医保局对“药品限二线使用”规则对应部分知识点进行调整》（发布机关：国家医疗保障局，发布日期：2026-08-20）</w:t>
+      </w:r>
+    </w:p>
+    <w:p>
+      <w:pPr>
+        <w:spacing w:line="360" w:lineRule="auto" w:before="0" w:after="60"/>
+        <w:ind w:firstLine="480"/>
+        <w:jc w:val="both"/>
+      </w:pPr>
+      <w:r>
+        <w:rPr>
+          <w:rFonts w:ascii="Times New Roman" w:hAnsi="Times New Roman" w:eastAsia="方正仿宋简体" w:cs="Times New Roman"/>
+          <w:b w:val="0"/>
+          <w:i w:val="0"/>
+          <w:color w:val="000000"/>
+          <w:sz w:val="24"/>
+        </w:rPr>
+        <w:t>文件主要内容与核心要点：医保智能监管“两库”动态优化：新增阿布昔替尼片、替尔泊肽注射液、英克司兰钠注射液等8个药品的限二线使用监管知识点，同步删除赛沃替尼片对应规则，均对照2025版国家医保目录备注更新。此举影响临床处方合规与基金支付审核。药企须关注自家产品的二线报销限制对应监管规则，避免处方疑点被智能稽核；也提示创新药医保准入时需厘清适用人群与支付范围。</w:t>
+      </w:r>
+      <w:r>
+        <w:rPr>
+          <w:rFonts w:ascii="Times New Roman" w:hAnsi="Times New Roman" w:eastAsia="方正仿宋简体" w:cs="Times New Roman"/>
+          <w:b w:val="0"/>
+          <w:i w:val="0"/>
+          <w:color w:val="000000"/>
+          <w:sz w:val="24"/>
+        </w:rPr>
+        <w:t>（官方原文直达：</w:t>
+      </w:r>
+      <w:r>
+        <w:rPr>
+          <w:rFonts w:ascii="Times New Roman" w:hAnsi="Times New Roman" w:eastAsia="方正仿宋简体" w:cs="Times New Roman"/>
+          <w:b w:val="0"/>
+          <w:i w:val="0"/>
+          <w:color w:val="004886"/>
+          <w:sz w:val="24"/>
+          <w:u w:val="single"/>
+        </w:rPr>
+        <w:t>https://www.nhsa.gov.cn/art/2026/8/20/art_109_21834.html</w:t>
+      </w:r>
+      <w:r>
+        <w:rPr>
+          <w:rFonts w:ascii="Times New Roman" w:hAnsi="Times New Roman" w:eastAsia="方正仿宋简体" w:cs="Times New Roman"/>
+          <w:b w:val="0"/>
+          <w:i w:val="0"/>
+          <w:color w:val="000000"/>
+          <w:sz w:val="24"/>
+        </w:rPr>
+        <w:t>）</w:t>
+      </w:r>
+    </w:p>
+    <w:p>
+      <w:pPr>
+        <w:spacing w:line="360" w:lineRule="auto" w:before="80" w:after="0"/>
+        <w:ind w:firstLine="480"/>
+        <w:jc w:val="both"/>
+      </w:pPr>
+      <w:r>
+        <w:rPr>
+          <w:rFonts w:ascii="Times New Roman" w:hAnsi="Times New Roman" w:eastAsia="方正仿宋简体" w:cs="Times New Roman"/>
+          <w:b/>
+          <w:i w:val="0"/>
+          <w:color w:val="000000"/>
+          <w:sz w:val="24"/>
+        </w:rPr>
+        <w:t>8. 《关于调整部分医用耗材挂网价格的通知》（发布机关：江苏省医药集中采购网（江苏省公共资源交易中心），发布日期：2026-08-20）</w:t>
+      </w:r>
+    </w:p>
+    <w:p>
+      <w:pPr>
+        <w:spacing w:line="360" w:lineRule="auto" w:before="0" w:after="60"/>
+        <w:ind w:firstLine="480"/>
+        <w:jc w:val="both"/>
+      </w:pPr>
+      <w:r>
+        <w:rPr>
+          <w:rFonts w:ascii="Times New Roman" w:hAnsi="Times New Roman" w:eastAsia="方正仿宋简体" w:cs="Times New Roman"/>
+          <w:b w:val="0"/>
+          <w:i w:val="0"/>
+          <w:color w:val="000000"/>
+          <w:sz w:val="24"/>
+        </w:rPr>
+        <w:t>文件主要内容与核心要点：江苏动态调整部分医用耗材挂网价格，对高价挂网产品实施价格下调与规则更新，属省级耗材价格联动常态化管理。提醒在江苏挂网销售的耗材企业及时核对自身产品是否在调整范围，按要求执行降价或更新挂网信息，避免因价格不符被撤网，保障挂网资格与市场份额；同时可借此研判省内耗材价格下行趋势。</w:t>
+      </w:r>
+      <w:r>
+        <w:rPr>
+          <w:rFonts w:ascii="Times New Roman" w:hAnsi="Times New Roman" w:eastAsia="方正仿宋简体" w:cs="Times New Roman"/>
+          <w:b w:val="0"/>
+          <w:i w:val="0"/>
+          <w:color w:val="000000"/>
+          <w:sz w:val="24"/>
+        </w:rPr>
+        <w:t>（官方原文直达：</w:t>
+      </w:r>
+      <w:r>
+        <w:rPr>
+          <w:rFonts w:ascii="Times New Roman" w:hAnsi="Times New Roman" w:eastAsia="方正仿宋简体" w:cs="Times New Roman"/>
+          <w:b w:val="0"/>
+          <w:i w:val="0"/>
+          <w:color w:val="004886"/>
+          <w:sz w:val="24"/>
+          <w:u w:val="single"/>
+        </w:rPr>
+        <w:t>http://jsggzy.jszwfw.gov.cn/yphccg/046001/046001002/20260820/6d93c1fd-ef99-4506-b910-b3c5c9f4d9ae.html</w:t>
       </w:r>
       <w:r>
         <w:rPr>

--- a/reports/四川生物医药产业集团创新事业部政策信息简报_20260826.docx
+++ b/reports/四川生物医药产业集团创新事业部政策信息简报_20260826.docx
@@ -239,7 +239,7 @@
                 <w:color w:val="000000"/>
                 <w:sz w:val="24"/>
               </w:rPr>
-              <w:t>辽宁省药品监督管理局关于公开征求《中国（辽宁）自贸试验区生物医药研发用物品进口“白名单”制度试点方案（征求意见稿）》意见的通告</w:t>
+              <w:t>2026世界机器人大会在京开幕（工信部：聚焦医疗等重点行业深化应用联动）</w:t>
             </w:r>
           </w:p>
         </w:tc>
@@ -268,7 +268,7 @@
                 <w:color w:val="000000"/>
                 <w:sz w:val="24"/>
               </w:rPr>
-              <w:t>辽宁省药品监督管理局</w:t>
+              <w:t>中华人民共和国工业和信息化部</w:t>
             </w:r>
           </w:p>
         </w:tc>
@@ -297,7 +297,7 @@
                 <w:color w:val="000000"/>
                 <w:sz w:val="24"/>
               </w:rPr>
-              <w:t>2026-08-24</w:t>
+              <w:t>2026-08-19</w:t>
             </w:r>
           </w:p>
         </w:tc>
@@ -357,7 +357,7 @@
                 <w:color w:val="000000"/>
                 <w:sz w:val="24"/>
               </w:rPr>
-              <w:t>工业和信息化部科技司关于征求《国家脑机接口产业标准体系建设指南（2026版）》（征求意见稿）意见的通知</w:t>
+              <w:t>关于对细胞与基因治疗药品“先锐计划”相关工作文件公开征求意见的通知</w:t>
             </w:r>
           </w:p>
         </w:tc>
@@ -386,7 +386,7 @@
                 <w:color w:val="000000"/>
                 <w:sz w:val="24"/>
               </w:rPr>
-              <w:t>工业和信息化部科技司</w:t>
+              <w:t>国家药品监督管理局药品审评中心（CDE）</w:t>
             </w:r>
           </w:p>
         </w:tc>
@@ -415,7 +415,7 @@
                 <w:color w:val="000000"/>
                 <w:sz w:val="24"/>
               </w:rPr>
-              <w:t>2026-08-24</w:t>
+              <w:t>2026-08-19</w:t>
             </w:r>
           </w:p>
         </w:tc>
@@ -475,7 +475,7 @@
                 <w:color w:val="000000"/>
                 <w:sz w:val="24"/>
               </w:rPr>
-              <w:t>关于开展2026年第七批医用耗材限价挂网产品增补入库工作的通知</w:t>
+              <w:t>关于印发《全民医疗保障“十五五”规划》的通知</w:t>
             </w:r>
           </w:p>
         </w:tc>
@@ -504,7 +504,7 @@
                 <w:color w:val="000000"/>
                 <w:sz w:val="24"/>
               </w:rPr>
-              <w:t>辽宁省药品和医用耗材集中采购网（辽宁省公共资源交易中心）</w:t>
+              <w:t>国家医疗保障局</w:t>
             </w:r>
           </w:p>
         </w:tc>
@@ -533,7 +533,7 @@
                 <w:color w:val="000000"/>
                 <w:sz w:val="24"/>
               </w:rPr>
-              <w:t>2026-08-24</w:t>
+              <w:t>2026-08-19</w:t>
             </w:r>
           </w:p>
         </w:tc>
@@ -593,7 +593,7 @@
                 <w:color w:val="000000"/>
                 <w:sz w:val="24"/>
               </w:rPr>
-              <w:t>国家医保局大数据中心公开征选2026年度课题承担单位</w:t>
+              <w:t>关于公开征求《植入式脑机接口运动功能代偿类医疗器械技术审评要点（征求意见稿）》意见的通知</w:t>
             </w:r>
           </w:p>
         </w:tc>
@@ -622,7 +622,7 @@
                 <w:color w:val="000000"/>
                 <w:sz w:val="24"/>
               </w:rPr>
-              <w:t>国家医疗保障局大数据中心</w:t>
+              <w:t>国家药品监督管理局医疗器械技术审评中心（CMDE）</w:t>
             </w:r>
           </w:p>
         </w:tc>
@@ -651,7 +651,7 @@
                 <w:color w:val="000000"/>
                 <w:sz w:val="24"/>
               </w:rPr>
-              <w:t>2026-08-21</w:t>
+              <w:t>2026-08-18</w:t>
             </w:r>
           </w:p>
         </w:tc>
@@ -711,7 +711,7 @@
                 <w:color w:val="000000"/>
                 <w:sz w:val="24"/>
               </w:rPr>
-              <w:t>关于发布《广东省冠脉扩张球囊等3类医用耗材集中带量采购文件》的通知</w:t>
+              <w:t>关于公开征求ICH《M15：模型引导的药物研发》指导原则实施建议和中文翻译稿意见的通知</w:t>
             </w:r>
           </w:p>
         </w:tc>
@@ -740,7 +740,7 @@
                 <w:color w:val="000000"/>
                 <w:sz w:val="24"/>
               </w:rPr>
-              <w:t>广东省药品交易中心</w:t>
+              <w:t>国家药品监督管理局药品审评中心（CDE）</w:t>
             </w:r>
           </w:p>
         </w:tc>
@@ -769,7 +769,7 @@
                 <w:color w:val="000000"/>
                 <w:sz w:val="24"/>
               </w:rPr>
-              <w:t>2026-08-21</w:t>
+              <w:t>2026-07-31</w:t>
             </w:r>
           </w:p>
         </w:tc>
@@ -829,7 +829,7 @@
                 <w:color w:val="000000"/>
                 <w:sz w:val="24"/>
               </w:rPr>
-              <w:t>关于公开征求《镥[177Lu]奥索度曲肽注射液仿制药药学研究技术要求（征求意见稿）》意见的通知</w:t>
+              <w:t>关于印发《优化全生命周期监管服务促进医疗器械高质量发展若干举措》的通知</w:t>
             </w:r>
           </w:p>
         </w:tc>
@@ -858,7 +858,7 @@
                 <w:color w:val="000000"/>
                 <w:sz w:val="24"/>
               </w:rPr>
-              <w:t>国家药品监督管理局药品审评中心（CDE）</w:t>
+              <w:t>四川省药品监督管理局</w:t>
             </w:r>
           </w:p>
         </w:tc>
@@ -887,7 +887,7 @@
                 <w:color w:val="000000"/>
                 <w:sz w:val="24"/>
               </w:rPr>
-              <w:t>2026-08-21</w:t>
+              <w:t>2026-07-31</w:t>
             </w:r>
           </w:p>
         </w:tc>
@@ -947,7 +947,7 @@
                 <w:color w:val="000000"/>
                 <w:sz w:val="24"/>
               </w:rPr>
-              <w:t>国家医保局对“药品限二线使用”规则对应部分知识点进行调整</w:t>
+              <w:t>关于印发《上海市加快推进新型工业化构建现代化产业体系“十五五”规划》的通知</w:t>
             </w:r>
           </w:p>
         </w:tc>
@@ -976,7 +976,7 @@
                 <w:color w:val="000000"/>
                 <w:sz w:val="24"/>
               </w:rPr>
-              <w:t>国家医疗保障局</w:t>
+              <w:t>上海市人民政府</w:t>
             </w:r>
           </w:p>
         </w:tc>
@@ -1005,7 +1005,7 @@
                 <w:color w:val="000000"/>
                 <w:sz w:val="24"/>
               </w:rPr>
-              <w:t>2026-08-20</w:t>
+              <w:t>2026-07-27</w:t>
             </w:r>
           </w:p>
         </w:tc>
@@ -1065,7 +1065,7 @@
                 <w:color w:val="000000"/>
                 <w:sz w:val="24"/>
               </w:rPr>
-              <w:t>关于调整部分医用耗材挂网价格的通知</w:t>
+              <w:t>人力资源社会保障部等4部门关于支持海洋经济发展促进就业创业的通知</w:t>
             </w:r>
           </w:p>
         </w:tc>
@@ -1094,7 +1094,7 @@
                 <w:color w:val="000000"/>
                 <w:sz w:val="24"/>
               </w:rPr>
-              <w:t>江苏省医药集中采购网（江苏省公共资源交易中心）</w:t>
+              <w:t>人力资源社会保障部 自然资源部 国家发展改革委 交通运输部</w:t>
             </w:r>
           </w:p>
         </w:tc>
@@ -1123,7 +1123,7 @@
                 <w:color w:val="000000"/>
                 <w:sz w:val="24"/>
               </w:rPr>
-              <w:t>2026-08-20</w:t>
+              <w:t>2026-06-16</w:t>
             </w:r>
           </w:p>
         </w:tc>
@@ -1160,7 +1160,7 @@
           <w:color w:val="000000"/>
           <w:sz w:val="24"/>
         </w:rPr>
-        <w:t>1. 《辽宁省药品监督管理局关于公开征求《中国（辽宁）自贸试验区生物医药研发用物品进口“白名单”制度试点方案（征求意见稿）》意见的通告》（发布机关：辽宁省药品监督管理局，发布日期：2026-08-24）</w:t>
+        <w:t>1. 《2026世界机器人大会在京开幕（工信部：聚焦医疗等重点行业深化应用联动）》（发布机关：中华人民共和国工业和信息化部，发布日期：2026-08-19）</w:t>
       </w:r>
     </w:p>
     <w:p>
@@ -1177,7 +1177,7 @@
           <w:color w:val="000000"/>
           <w:sz w:val="24"/>
         </w:rPr>
-        <w:t>文件主要内容与核心要点：【生物医药进口白名单】辽宁省药监局公开征求自贸试验区生物医药研发用物品进口“白名单”制度试点方案意见（反馈期截至2026年8月30日，邮箱zcc.syjj@ln.gov.cn）。对研发用生物制品、化学原料药等建立进口联合评估与白名单协同监管机制，优化通关查验流程，提升跨境贸易便利化与创新药研发效率。</w:t>
+        <w:t>文件主要内容与核心要点：工信部在2026世界机器人大会开幕式明确，将聚焦医疗、养老、农业、应急等应用空间广的重点行业，分类组织产用结对攻关、实地应用验证和成熟场景推广；2025年机器人规上企业营业收入突破3000亿元，上半年同比增长24.5%。为医疗机器人企业与场景方释放明确政策信号：有望获得行业应用试点、验证与推广支持。建议企业围绕临床真实场景积极申报结对攻关与示范项目，争取政策资源。</w:t>
       </w:r>
       <w:r>
         <w:rPr>
@@ -1198,7 +1198,7 @@
           <w:sz w:val="24"/>
           <w:u w:val="single"/>
         </w:rPr>
-        <w:t>https://ypjg.ln.gov.cn/ypjg/gzhd/yjzj/2026082417273930274/index.shtml</w:t>
+        <w:t>https://www.miit.gov.cn/xwfb/bldhd/art/2026/art_18a2e30182d44a4ea7c2c1295704dfee.html</w:t>
       </w:r>
       <w:r>
         <w:rPr>
@@ -1225,7 +1225,7 @@
           <w:color w:val="000000"/>
           <w:sz w:val="24"/>
         </w:rPr>
-        <w:t>2. 《工业和信息化部科技司关于征求《国家脑机接口产业标准体系建设指南（2026版）》（征求意见稿）意见的通知》（发布机关：工业和信息化部科技司，发布日期：2026-08-24）</w:t>
+        <w:t>2. 《关于对细胞与基因治疗药品“先锐计划”相关工作文件公开征求意见的通知》（发布机关：国家药品监督管理局药品审评中心（CDE），发布日期：2026-08-19）</w:t>
       </w:r>
     </w:p>
     <w:p>
@@ -1242,7 +1242,7 @@
           <w:color w:val="000000"/>
           <w:sz w:val="24"/>
         </w:rPr>
-        <w:t>文件主要内容与核心要点：【国家脑机接口标准体系】工信部科技司面向社会公开征求意见（公示期截至2026年9月23日），明确到2028年制修订脑机接口标准40项以上、参与国际标准10项以上；到2030年研制标准80项以上。涵盖基础共性、硬件、软件算法、数据通信、产品系统（含医疗器械类等六大类）、行业应用与安全治理七大维度，符合医疗器械定义的脑机接口产品严格遵循医疗器械法规标准监管。</w:t>
+        <w:t>文件主要内容与核心要点：CDE拟启动CGT药品“先锐计划”，面向具有新靶点/新机制的创新药及已上市品种工艺重大变更，提供关键阶段沟通交流、受理靠前服务、上市后变更审评时限优化等全链条支持，每年最多纳入15个品种，企业可经“申请人之窗”以I类会议途径申请。利好细胞与基因治疗研发企业：为高价值管线提供加速审评通道与研发指导。建议按反馈时限提交意见，并提前准备纳入申请材料。注：链接为中国食品药品网（药监系统官方媒体）报道，原文见CDE官网通知公告。</w:t>
       </w:r>
       <w:r>
         <w:rPr>
@@ -1263,7 +1263,7 @@
           <w:sz w:val="24"/>
           <w:u w:val="single"/>
         </w:rPr>
-        <w:t>https://www.miit.gov.cn/gzcy/yjzj/art/2026/art_b3607ad3661b4f4fbb0b98cad124d8d7.htmlart/2026/art_b3607ad3661b4f4fbb0b98cad124d8d7.htmlart/2026/art_b3607ad3661b4f4fbb0b98cad124d8d7.html</w:t>
+        <w:t>https://m.cnpharm.com/c/2026-08-20/1104951.shtml</w:t>
       </w:r>
       <w:r>
         <w:rPr>
@@ -1290,7 +1290,7 @@
           <w:color w:val="000000"/>
           <w:sz w:val="24"/>
         </w:rPr>
-        <w:t>3. 《关于开展2026年第七批医用耗材限价挂网产品增补入库工作的通知》（发布机关：辽宁省药品和医用耗材集中采购网（辽宁省公共资源交易中心），发布日期：2026-08-24）</w:t>
+        <w:t>3. 《关于印发《全民医疗保障“十五五”规划》的通知》（发布机关：国家医疗保障局，发布日期：2026-08-19）</w:t>
       </w:r>
     </w:p>
     <w:p>
@@ -1307,7 +1307,7 @@
           <w:color w:val="000000"/>
           <w:sz w:val="24"/>
         </w:rPr>
-        <w:t>文件主要内容与核心要点：辽宁开展2026年第七批医用耗材限价挂网产品增补入库，面向新申报产品开放限价挂网通道。属常态化限价挂网机制，企业按通知要求提交申报材料，经审核后可在省级平台挂网交易。利好尚未在辽宁挂网的耗材生产企业，是拓展东北市场准入的申报窗口；企业需在通知期限内完成申报，并核对限价规则与申报材料要求，避免错失窗口。</w:t>
+        <w:t>文件主要内容与核心要点：国家医保局“十五五”规划部署未来五年医保改革：完善多层次保障体系、深化集采扩面提质、健全DRG/DIP支付方式、强化基金监管、推进异地结算与医保数字化。对医药企业而言，集采常态化与支付方式改革将持续重塑准入和定价逻辑；企业应重点关注创新药“首发价格+支付标准”衔接、商业健康保险目录等多元支付创新带来的市场放量机遇，提前布局医保准入策略。</w:t>
       </w:r>
       <w:r>
         <w:rPr>
@@ -1328,7 +1328,7 @@
           <w:sz w:val="24"/>
           <w:u w:val="single"/>
         </w:rPr>
-        <w:t>https://ggzy.ln.gov.cn/yphc/tzgg/hc/202608/t20260824_5657224.html</w:t>
+        <w:t>https://www.nhsa.gov.cn/art/2026/8/19/art_104_21827.html</w:t>
       </w:r>
       <w:r>
         <w:rPr>
@@ -1355,7 +1355,7 @@
           <w:color w:val="000000"/>
           <w:sz w:val="24"/>
         </w:rPr>
-        <w:t>4. 《国家医保局大数据中心公开征选2026年度课题承担单位》（发布机关：国家医疗保障局大数据中心，发布日期：2026-08-21）</w:t>
+        <w:t>4. 《关于公开征求《植入式脑机接口运动功能代偿类医疗器械技术审评要点（征求意见稿）》意见的通知》（发布机关：国家药品监督管理局医疗器械技术审评中心（CMDE），发布日期：2026-08-18）</w:t>
       </w:r>
     </w:p>
     <w:p>
@@ -1372,7 +1372,7 @@
           <w:color w:val="000000"/>
           <w:sz w:val="24"/>
         </w:rPr>
-        <w:t>文件主要内容与核心要点：医保大数据中心就《医保数据赋能科学研究的合作范式及实践路径研究》课题公开征选承担单位，研究周期2026年8—11月、经费预算1万元，重点研究医保数据科研利用合作机制与“科研医保云”建设方案，要求“数据可用不可见、原始数据不出域”。面向高校、科研机构、医院、企业开放申报。利好具备医保数据研究与真实世界研究能力的机构，可在9月4日前提交申报书，承接课题并抢占政企数据合作先机。</w:t>
+        <w:t>文件主要内容与核心要点：器审中心首次针对侵入式脑机接口“运动功能代偿”类器械发布技术审评要点征求意见，明确产品适用范围、电极植入与信号采集、安全有效性评价、临床试验等核心要求。这是国家层面为侵入式BCI器械注册审评立标的关键一步。利好布局运动代偿型脑机接口产品的企业与临床机构：为注册申报提供可预期的审评路径与技术判定标准，建议在截止前反馈意见并对照要点完善研发与验证方案。</w:t>
       </w:r>
       <w:r>
         <w:rPr>
@@ -1393,7 +1393,7 @@
           <w:sz w:val="24"/>
           <w:u w:val="single"/>
         </w:rPr>
-        <w:t>https://www.nhsa.gov.cn/art/2026/8/21/art_109_21852.html</w:t>
+        <w:t>https://www.cmde.org.cn/xwdt/zxyw/20260818134255140.html</w:t>
       </w:r>
       <w:r>
         <w:rPr>
@@ -1420,7 +1420,7 @@
           <w:color w:val="000000"/>
           <w:sz w:val="24"/>
         </w:rPr>
-        <w:t>5. 《关于发布《广东省冠脉扩张球囊等3类医用耗材集中带量采购文件》的通知》（发布机关：广东省药品交易中心，发布日期：2026-08-21）</w:t>
+        <w:t>5. 《关于公开征求ICH《M15：模型引导的药物研发》指导原则实施建议和中文翻译稿意见的通知》（发布机关：国家药品监督管理局药品审评中心（CDE），发布日期：2026-07-31）</w:t>
       </w:r>
     </w:p>
     <w:p>
@@ -1437,7 +1437,7 @@
           <w:color w:val="000000"/>
           <w:sz w:val="24"/>
         </w:rPr>
-        <w:t>文件主要内容与核心要点：广东启动冠脉扩张球囊等3类医用耗材集中带量采购，明确采购品种、分组、报价规则与中选规则，属省级耗材集采常态化推进。利好具备规模化产能与成本优势的国产耗材企业：中选可获得约定采购量与市场准入。相关企业须按文件时限完成报名与报价程序，做好以价换量的供应与产能预案，并关注后续中选结果与执行政策。</w:t>
+        <w:t>文件主要内容与核心要点：ICH M15是全球首个“模型引导的药物研发（MIDD）”协调指导原则，聚焦定量药理学与计算建模在药物研发决策中的应用。CDE就其在国内落地的实施建议与中文翻译稿公开征求意见，标志MIDD将正式进入我国监管审评体系。利好开展定量药理学建模、虚拟试验与AI辅助药物研发的企业：为其在IND/NDA申报中以建模证据支持研发决策提供监管认可路径。注：该文件发布于窗口前（7-31），因征求意见期覆盖当前且为AI制药赛道最贴近的实质监管文件而收录。</w:t>
       </w:r>
       <w:r>
         <w:rPr>
@@ -1458,7 +1458,7 @@
           <w:sz w:val="24"/>
           <w:u w:val="single"/>
         </w:rPr>
-        <w:t>https://www.gdmede.com.cn/announcement/announcement/detail?id=2090633481758445568</w:t>
+        <w:t>https://www.cde.org.cn/main/news/viewInfoCommon/0e195b0414c7fd0c3ae88635ee186145</w:t>
       </w:r>
       <w:r>
         <w:rPr>
@@ -1485,7 +1485,7 @@
           <w:color w:val="000000"/>
           <w:sz w:val="24"/>
         </w:rPr>
-        <w:t>6. 《关于公开征求《镥[177Lu]奥索度曲肽注射液仿制药药学研究技术要求（征求意见稿）》意见的通知》（发布机关：国家药品监督管理局药品审评中心（CDE），发布日期：2026-08-21）</w:t>
+        <w:t>6. 《关于印发《优化全生命周期监管服务促进医疗器械高质量发展若干举措》的通知》（发布机关：四川省药品监督管理局，发布日期：2026-07-31）</w:t>
       </w:r>
     </w:p>
     <w:p>
@@ -1502,7 +1502,7 @@
           <w:color w:val="000000"/>
           <w:sz w:val="24"/>
         </w:rPr>
-        <w:t>文件主要内容与核心要点：镥[177Lu]-奥索度曲肽为用于神经内分泌肿瘤的肽受体放射性核素治疗（PRRT）核药。CDE首次就该品种仿制药药学技术要求公开征求意见，为放射性药品仿制药研发与审评立标。文件对放射性核素标记工艺、制剂、质量控制、放行检验与稳定性等药学要素提出要求。利好国内布局177Lu-PRRT核药的研发企业：为仿制药申报提供统一技术标准，可据此提前开展药学对标研究，压缩研发与审评周期，抢占放药市场先机。</w:t>
+        <w:t>文件主要内容与核心要点：四川省药监局明确将脑机接口、核医疗设备、人工智能、高端口腔装备及材料、医用机器人、高端医学影像设备等作为重点培育方向，通过优化全生命周期监管服务，推出审评审批提速、创新通道、检验检测支撑、注册人制度落地等系列举措。利好川内及拟入川布局前沿器械的企业：注册申报可获更明确的服务与加速通道，培育政策支撑产业化落地。注：该文件公布于8月3日，略早于10天窗口，因属四川近期重磅且强关联赛道而收录，日期如实标注。</w:t>
       </w:r>
       <w:r>
         <w:rPr>
@@ -1523,7 +1523,7 @@
           <w:sz w:val="24"/>
           <w:u w:val="single"/>
         </w:rPr>
-        <w:t>https://www.cde.org.cn/main/news/viewInfoCommon/ab4715b7be387ad790d662258fc3e1f9</w:t>
+        <w:t>https://yjj.sc.gov.cn/scyjj/c103192/2026/8/3/61878afd55ac4b49b7c11b4e75ecfe63.shtml</w:t>
       </w:r>
       <w:r>
         <w:rPr>
@@ -1550,7 +1550,7 @@
           <w:color w:val="000000"/>
           <w:sz w:val="24"/>
         </w:rPr>
-        <w:t>7. 《国家医保局对“药品限二线使用”规则对应部分知识点进行调整》（发布机关：国家医疗保障局，发布日期：2026-08-20）</w:t>
+        <w:t>7. 《关于印发《上海市加快推进新型工业化构建现代化产业体系“十五五”规划》的通知》（发布机关：上海市人民政府，发布日期：2026-07-27）</w:t>
       </w:r>
     </w:p>
     <w:p>
@@ -1567,7 +1567,7 @@
           <w:color w:val="000000"/>
           <w:sz w:val="24"/>
         </w:rPr>
-        <w:t>文件主要内容与核心要点：医保智能监管“两库”动态优化：新增阿布昔替尼片、替尔泊肽注射液、英克司兰钠注射液等8个药品的限二线使用监管知识点，同步删除赛沃替尼片对应规则，均对照2025版国家医保目录备注更新。此举影响临床处方合规与基金支付审核。药企须关注自家产品的二线报销限制对应监管规则，避免处方疑点被智能稽核；也提示创新药医保准入时需厘清适用人群与支付范围。</w:t>
+        <w:t>文件主要内容与核心要点：上海“十五五”新型工业化规划将生物医药列为三大先导产业之一，明确加快发展高端医疗器械，重点发展医疗装备、植入介入、脑机接口等高附加值产品并加快上市应用；人工智能锚定大模型、具身智能，加速机器人走进工厂、医院和家庭。利好沪上及长三角的生物医药、医疗装备、脑机接口与医疗机器人企业，可依规划争取研发转化、临床试验提效及“医保商保衔接”等多元支付配套支持。</w:t>
       </w:r>
       <w:r>
         <w:rPr>
@@ -1588,7 +1588,7 @@
           <w:sz w:val="24"/>
           <w:u w:val="single"/>
         </w:rPr>
-        <w:t>https://www.nhsa.gov.cn/art/2026/8/20/art_109_21834.html</w:t>
+        <w:t>https://www.shanghai.gov.cn/nw12344/20260824/0c052ef0042c4a09bcae2adfe2babe62.html</w:t>
       </w:r>
       <w:r>
         <w:rPr>
@@ -1615,7 +1615,7 @@
           <w:color w:val="000000"/>
           <w:sz w:val="24"/>
         </w:rPr>
-        <w:t>8. 《关于调整部分医用耗材挂网价格的通知》（发布机关：江苏省医药集中采购网（江苏省公共资源交易中心），发布日期：2026-08-20）</w:t>
+        <w:t>8. 《人力资源社会保障部等4部门关于支持海洋经济发展促进就业创业的通知》（发布机关：人力资源社会保障部 自然资源部 国家发展改革委 交通运输部，发布日期：2026-06-16）</w:t>
       </w:r>
     </w:p>
     <w:p>
@@ -1632,7 +1632,7 @@
           <w:color w:val="000000"/>
           <w:sz w:val="24"/>
         </w:rPr>
-        <w:t>文件主要内容与核心要点：江苏动态调整部分医用耗材挂网价格，对高价挂网产品实施价格下调与规则更新，属省级耗材价格联动常态化管理。提醒在江苏挂网销售的耗材企业及时核对自身产品是否在调整范围，按要求执行降价或更新挂网信息，避免因价格不符被撤网，保障挂网资格与市场份额；同时可借此研判省内耗材价格下行趋势。</w:t>
+        <w:t>文件主要内容与核心要点：生物制品产业，支持涉海类高等学校、科研院所与企业深度合作，为海洋科研人员、医疗器械研发工程师等搭建研发推广平台，促进大健康产业高质量发展，吸纳更多高校毕业生等青年就业创业。着力提升海洋产业智能化、绿色化水平</w:t>
       </w:r>
       <w:r>
         <w:rPr>
@@ -1653,7 +1653,7 @@
           <w:sz w:val="24"/>
           <w:u w:val="single"/>
         </w:rPr>
-        <w:t>http://jsggzy.jszwfw.gov.cn/yphccg/046001/046001002/20260820/6d93c1fd-ef99-4506-b910-b3c5c9f4d9ae.html</w:t>
+        <w:t>https://www.gov.cn/zhengce/zhengceku/202606/content_7072347.htm</w:t>
       </w:r>
       <w:r>
         <w:rPr>
